--- a/SEPOMEX.docx
+++ b/SEPOMEX.docx
@@ -12786,11 +12786,493 @@
     <w:p>
       <w:pPr>
         <w:pStyle w:val="BodyText"/>
+        <w:rPr/>
+      </w:pPr>
+      <w:r>
+        <w:rPr/>
+      </w:r>
+      <w:r>
+        <w:br w:type="page"/>
+      </w:r>
+    </w:p>
+    <w:p>
+      <w:pPr>
+        <w:pStyle w:val="BodyText"/>
+        <w:rPr/>
+      </w:pPr>
+      <w:r>
+        <w:rPr/>
+        <w:t>No puedo ejecutar comandos del shell en este entorno: todas las llamadas a `run_commands` son rechazadas con `ParserError` (el intérprete de comandos no recibe la entrada correctamente), así que no puedo lanzar `git add`, `git commit`, etc. directamente.</w:t>
+      </w:r>
+    </w:p>
+    <w:p>
+      <w:pPr>
+        <w:pStyle w:val="BodyText"/>
+        <w:rPr/>
+      </w:pPr>
+      <w:r>
+        <w:rPr/>
+      </w:r>
+    </w:p>
+    <w:p>
+      <w:pPr>
+        <w:pStyle w:val="BodyText"/>
+        <w:rPr/>
+      </w:pPr>
+      <w:r>
+        <w:rPr/>
+        <w:t>Aquí van los comandos exactos que puedes ejecutar en tu terminal para hacer el commit:</w:t>
+      </w:r>
+    </w:p>
+    <w:p>
+      <w:pPr>
+        <w:pStyle w:val="BodyText"/>
+        <w:rPr/>
+      </w:pPr>
+      <w:r>
+        <w:rPr/>
+      </w:r>
+    </w:p>
+    <w:p>
+      <w:pPr>
+        <w:pStyle w:val="BodyText"/>
+        <w:rPr/>
+      </w:pPr>
+      <w:r>
+        <w:rPr/>
+        <w:t>```bat</w:t>
+      </w:r>
+    </w:p>
+    <w:p>
+      <w:pPr>
+        <w:pStyle w:val="BodyText"/>
+        <w:rPr/>
+      </w:pPr>
+      <w:r>
+        <w:rPr/>
+        <w:t>cd /d d:\GMS\Jerry\OilsMexico</w:t>
+      </w:r>
+    </w:p>
+    <w:p>
+      <w:pPr>
+        <w:pStyle w:val="BodyText"/>
+        <w:rPr/>
+      </w:pPr>
+      <w:r>
+        <w:rPr/>
+      </w:r>
+    </w:p>
+    <w:p>
+      <w:pPr>
+        <w:pStyle w:val="BodyText"/>
+        <w:rPr/>
+      </w:pPr>
+      <w:r>
+        <w:rPr/>
+        <w:t>git add -- d:/GMS/Jerry/OilsMexico/src/OilsMexico.Domain/Entities/CuentaContable.cs</w:t>
+      </w:r>
+    </w:p>
+    <w:p>
+      <w:pPr>
+        <w:pStyle w:val="BodyText"/>
+        <w:rPr/>
+      </w:pPr>
+      <w:r>
+        <w:rPr/>
+        <w:t>git add -- d:/GMS/Jerry/OilsMexico/src/OilsMexico.Domain/Entities/AsientoContable.cs</w:t>
+      </w:r>
+    </w:p>
+    <w:p>
+      <w:pPr>
+        <w:pStyle w:val="BodyText"/>
+        <w:rPr/>
+      </w:pPr>
+      <w:r>
+        <w:rPr/>
+        <w:t>git add -- d:/GMS/Jerry/OilsMexico/src/OilsMexico.Domain/Entities/DetalleAsiento.cs</w:t>
+      </w:r>
+    </w:p>
+    <w:p>
+      <w:pPr>
+        <w:pStyle w:val="BodyText"/>
+        <w:rPr/>
+      </w:pPr>
+      <w:r>
+        <w:rPr/>
+        <w:t>git add -- d:/GMS/Jerry/OilsMexico/src/OilsMexico.Domain/Entities/Producto.cs</w:t>
+      </w:r>
+    </w:p>
+    <w:p>
+      <w:pPr>
+        <w:pStyle w:val="BodyText"/>
+        <w:rPr/>
+      </w:pPr>
+      <w:r>
+        <w:rPr/>
+        <w:t>git add -- d:/GMS/Jerry/OilsMexico/src/OilsMexico.Domain/Entities/Cliente.cs</w:t>
+      </w:r>
+    </w:p>
+    <w:p>
+      <w:pPr>
+        <w:pStyle w:val="BodyText"/>
+        <w:rPr/>
+      </w:pPr>
+      <w:r>
+        <w:rPr/>
+      </w:r>
+    </w:p>
+    <w:p>
+      <w:pPr>
+        <w:pStyle w:val="BodyText"/>
+        <w:rPr/>
+      </w:pPr>
+      <w:r>
+        <w:rPr/>
+        <w:t>git add -- d:/GMS/Jerry/OilsMexico/src/OilsMexico.Application/DTOs/CuentaContableDtos.cs</w:t>
+      </w:r>
+    </w:p>
+    <w:p>
+      <w:pPr>
+        <w:pStyle w:val="BodyText"/>
+        <w:rPr/>
+      </w:pPr>
+      <w:r>
+        <w:rPr/>
+        <w:t>git add -- d:/GMS/Jerry/OilsMexico/src/OilsMexico.Application/DTOs/EstadoCuentasDtos.cs</w:t>
+      </w:r>
+    </w:p>
+    <w:p>
+      <w:pPr>
+        <w:pStyle w:val="BodyText"/>
+        <w:rPr/>
+      </w:pPr>
+      <w:r>
+        <w:rPr/>
+        <w:t>git add -- d:/GMS/Jerry/OilsMexico/src/OilsMexico.Application/DTOs/GestionDtos.cs</w:t>
+      </w:r>
+    </w:p>
+    <w:p>
+      <w:pPr>
+        <w:pStyle w:val="BodyText"/>
+        <w:rPr/>
+      </w:pPr>
+      <w:r>
+        <w:rPr/>
+        <w:t>git add -- d:/GMS/Jerry/OilsMexico/src/OilsMexico.Application/Interfaces/Servicios.cs</w:t>
+      </w:r>
+    </w:p>
+    <w:p>
+      <w:pPr>
+        <w:pStyle w:val="BodyText"/>
+        <w:rPr/>
+      </w:pPr>
+      <w:r>
+        <w:rPr/>
+      </w:r>
+    </w:p>
+    <w:p>
+      <w:pPr>
+        <w:pStyle w:val="BodyText"/>
+        <w:rPr/>
+      </w:pPr>
+      <w:r>
+        <w:rPr/>
+        <w:t>git add -- d:/GMS/Jerry/OilsMexico/src/OilsMexico.Infrastructure/Persistence/Configs/AsientoContableConfig.cs</w:t>
+      </w:r>
+    </w:p>
+    <w:p>
+      <w:pPr>
+        <w:pStyle w:val="BodyText"/>
+        <w:rPr/>
+      </w:pPr>
+      <w:r>
+        <w:rPr/>
+        <w:t>git add -- d:/GMS/Jerry/OilsMexico/src/OilsMexico.Infrastructure/Persistence/Configs/CatalogoConfigs.cs</w:t>
+      </w:r>
+    </w:p>
+    <w:p>
+      <w:pPr>
+        <w:pStyle w:val="BodyText"/>
+        <w:rPr/>
+      </w:pPr>
+      <w:r>
+        <w:rPr/>
+        <w:t>git add -- d:/GMS/Jerry/OilsMexico/src/OilsMexico.Infrastructure/Persistence/Configs/CuentaContableConfig.cs</w:t>
+      </w:r>
+    </w:p>
+    <w:p>
+      <w:pPr>
+        <w:pStyle w:val="BodyText"/>
+        <w:rPr/>
+      </w:pPr>
+      <w:r>
+        <w:rPr/>
+        <w:t>git add -- d:/GMS/Jerry/OilsMexico/src/OilsMexico.Infrastructure/Persistence/Configs/DetalleAsientoConfig.cs</w:t>
+      </w:r>
+    </w:p>
+    <w:p>
+      <w:pPr>
+        <w:pStyle w:val="BodyText"/>
+        <w:rPr/>
+      </w:pPr>
+      <w:r>
+        <w:rPr/>
+        <w:t>git add -- d:/GMS/Jerry/OilsMexico/src/OilsMexico.Infrastructure/Persistence/Configs/VentaConfigs.cs</w:t>
+      </w:r>
+    </w:p>
+    <w:p>
+      <w:pPr>
+        <w:pStyle w:val="BodyText"/>
+        <w:rPr/>
+      </w:pPr>
+      <w:r>
+        <w:rPr/>
+        <w:t>git add -- d:/GMS/Jerry/OilsMexico/src/OilsMexico.Infrastructure/Persistence/SchemaPatch.cs</w:t>
+      </w:r>
+    </w:p>
+    <w:p>
+      <w:pPr>
+        <w:pStyle w:val="BodyText"/>
+        <w:rPr/>
+      </w:pPr>
+      <w:r>
+        <w:rPr/>
+        <w:t>git add -- d:/GMS/Jerry/OilsMexico/src/OilsMexico.Infrastructure/Persistence/ErpDbContext.cs</w:t>
+      </w:r>
+    </w:p>
+    <w:p>
+      <w:pPr>
+        <w:pStyle w:val="BodyText"/>
+        <w:rPr/>
+      </w:pPr>
+      <w:r>
+        <w:rPr/>
+      </w:r>
+    </w:p>
+    <w:p>
+      <w:pPr>
+        <w:pStyle w:val="BodyText"/>
+        <w:rPr/>
+      </w:pPr>
+      <w:r>
+        <w:rPr/>
+        <w:t>git add -- d:/GMS/Jerry/OilsMexico/src/OilsMexico.Infrastructure/Services/AsientoGeneradorService.cs</w:t>
+      </w:r>
+    </w:p>
+    <w:p>
+      <w:pPr>
+        <w:pStyle w:val="BodyText"/>
+        <w:rPr/>
+      </w:pPr>
+      <w:r>
+        <w:rPr/>
+        <w:t>git add -- d:/GMS/Jerry/OilsMexico/src/OilsMexico.Infrastructure/Services/CuentasContablesService.cs</w:t>
+      </w:r>
+    </w:p>
+    <w:p>
+      <w:pPr>
+        <w:pStyle w:val="BodyText"/>
+        <w:rPr/>
+      </w:pPr>
+      <w:r>
+        <w:rPr/>
+        <w:t>git add -- d:/GMS/Jerry/OilsMexico/src/OilsMexico.Infrastructure/Services/EstadoCuentasService.cs</w:t>
+      </w:r>
+    </w:p>
+    <w:p>
+      <w:pPr>
+        <w:pStyle w:val="BodyText"/>
+        <w:rPr/>
+      </w:pPr>
+      <w:r>
+        <w:rPr/>
+        <w:t>git add -- d:/GMS/Jerry/OilsMexico/src/OilsMexico.Infrastructure/Services/GestionService.cs</w:t>
+      </w:r>
+    </w:p>
+    <w:p>
+      <w:pPr>
+        <w:pStyle w:val="BodyText"/>
+        <w:rPr/>
+      </w:pPr>
+      <w:r>
+        <w:rPr/>
+      </w:r>
+    </w:p>
+    <w:p>
+      <w:pPr>
+        <w:pStyle w:val="BodyText"/>
+        <w:rPr/>
+      </w:pPr>
+      <w:r>
+        <w:rPr/>
+        <w:t>git add -- d:/GMS/Jerry/OilsMexico/src/OilsMexico.Web/Components/Layout/NavMenu.razor</w:t>
+      </w:r>
+    </w:p>
+    <w:p>
+      <w:pPr>
+        <w:pStyle w:val="BodyText"/>
+        <w:rPr/>
+      </w:pPr>
+      <w:r>
+        <w:rPr/>
+        <w:t>git add -- d:/GMS/Jerry/OilsMexico/src/OilsMexico.Web/Components/Pages/ERP/EstadoCuentas.razor</w:t>
+      </w:r>
+    </w:p>
+    <w:p>
+      <w:pPr>
+        <w:pStyle w:val="BodyText"/>
+        <w:rPr/>
+      </w:pPr>
+      <w:r>
+        <w:rPr/>
+        <w:t>git add -- d:/GMS/Jerry/OilsMexico/src/OilsMexico.Web/Components/Pages/ERP/EstadoCuentas.razor.cs</w:t>
+      </w:r>
+    </w:p>
+    <w:p>
+      <w:pPr>
+        <w:pStyle w:val="BodyText"/>
+        <w:rPr/>
+      </w:pPr>
+      <w:r>
+        <w:rPr/>
+        <w:t>git add -- d:/GMS/Jerry/OilsMexico/src/OilsMexico.Web/Components/Pages/ERP/VentasGestion.razor</w:t>
+      </w:r>
+    </w:p>
+    <w:p>
+      <w:pPr>
+        <w:pStyle w:val="BodyText"/>
+        <w:rPr/>
+      </w:pPr>
+      <w:r>
+        <w:rPr/>
+        <w:t>git add -- d:/GMS/Jerry/OilsMexico/src/OilsMexico.Web/Components/Pages/ERP/VentasGestion.razor.cs</w:t>
+      </w:r>
+    </w:p>
+    <w:p>
+      <w:pPr>
+        <w:pStyle w:val="BodyText"/>
+        <w:rPr/>
+      </w:pPr>
+      <w:r>
+        <w:rPr/>
+        <w:t>git add -- d:/GMS/Jerry/OilsMexico/src/OilsMexico.Web/Program.cs</w:t>
+      </w:r>
+    </w:p>
+    <w:p>
+      <w:pPr>
+        <w:pStyle w:val="BodyText"/>
+        <w:rPr/>
+      </w:pPr>
+      <w:r>
+        <w:rPr/>
+      </w:r>
+    </w:p>
+    <w:p>
+      <w:pPr>
+        <w:pStyle w:val="BodyText"/>
+        <w:rPr/>
+      </w:pPr>
+      <w:r>
+        <w:rPr/>
+        <w:t>git commit -m "Contabilidad, Cuentas por cobrar, Reportes de gestión"</w:t>
+      </w:r>
+    </w:p>
+    <w:p>
+      <w:pPr>
+        <w:pStyle w:val="BodyText"/>
+        <w:rPr/>
+      </w:pPr>
+      <w:r>
+        <w:rPr/>
+        <w:t>```</w:t>
+      </w:r>
+    </w:p>
+    <w:p>
+      <w:pPr>
+        <w:pStyle w:val="BodyText"/>
+        <w:rPr/>
+      </w:pPr>
+      <w:r>
+        <w:rPr/>
+      </w:r>
+    </w:p>
+    <w:p>
+      <w:pPr>
+        <w:pStyle w:val="BodyText"/>
+        <w:rPr/>
+      </w:pPr>
+      <w:r>
+        <w:rPr/>
+        <w:t>Para verificar que el commit quede limpio y el hash, luego puedes ejecutar:</w:t>
+      </w:r>
+    </w:p>
+    <w:p>
+      <w:pPr>
+        <w:pStyle w:val="BodyText"/>
+        <w:rPr/>
+      </w:pPr>
+      <w:r>
+        <w:rPr/>
+      </w:r>
+    </w:p>
+    <w:p>
+      <w:pPr>
+        <w:pStyle w:val="BodyText"/>
+        <w:rPr/>
+      </w:pPr>
+      <w:r>
+        <w:rPr/>
+        <w:t>```bat</w:t>
+      </w:r>
+    </w:p>
+    <w:p>
+      <w:pPr>
+        <w:pStyle w:val="BodyText"/>
+        <w:rPr/>
+      </w:pPr>
+      <w:r>
+        <w:rPr/>
+        <w:t>git log --oneline -5</w:t>
+      </w:r>
+    </w:p>
+    <w:p>
+      <w:pPr>
+        <w:pStyle w:val="BodyText"/>
+        <w:rPr/>
+      </w:pPr>
+      <w:r>
+        <w:rPr/>
+        <w:t>git show --stat HEAD</w:t>
+      </w:r>
+    </w:p>
+    <w:p>
+      <w:pPr>
+        <w:pStyle w:val="BodyText"/>
+        <w:rPr/>
+      </w:pPr>
+      <w:r>
+        <w:rPr/>
+        <w:t>```</w:t>
+      </w:r>
+    </w:p>
+    <w:p>
+      <w:pPr>
+        <w:pStyle w:val="BodyText"/>
+        <w:rPr/>
+      </w:pPr>
+      <w:r>
+        <w:rPr/>
+      </w:r>
+    </w:p>
+    <w:p>
+      <w:pPr>
+        <w:pStyle w:val="BodyText"/>
         <w:spacing w:before="0" w:after="140"/>
         <w:rPr/>
       </w:pPr>
       <w:r>
         <w:rPr/>
+        <w:t>Si deseas que te comente el estado exacto de los archivos o lo revisemos con `git diff --stat` y `git status`, avísame y te doy el resumen de lo que debería verse al ejecutar esos comandos.</w:t>
       </w:r>
     </w:p>
     <w:sectPr>
